--- a/apps/web/public/documentation/library/files/user-guides/common-tasks.docx
+++ b/apps/web/public/documentation/library/files/user-guides/common-tasks.docx
@@ -67,9 +67,11 @@
       <w:pPr>
         <w:pStyle w:val="Heading1"/>
       </w:pPr>
+      <w:bookmarkStart w:id="1" w:name="document_control"/>
       <w:r>
         <w:t>Document Control</w:t>
       </w:r>
+      <w:bookmarkEnd w:id="1"/>
     </w:p>
     <w:tbl>
       <w:tblPr>
@@ -250,7 +252,189 @@
     </w:tbl>
     <w:p>
       <w:r>
-        <w:t>Navigation note: use Word's Navigation Pane to move through the heading hierarchy. The source document's linked table of contents is retained below.</w:t>
+        <w:t>Use the linked table of contents below or Word's Navigation Pane to move through this document.</w:t>
+      </w:r>
+    </w:p>
+    <w:p>
+      <w:pPr>
+        <w:pStyle w:val="Heading1"/>
+      </w:pPr>
+      <w:bookmarkStart w:id="2" w:name="table_of_contents"/>
+      <w:r>
+        <w:t>Table of Contents</w:t>
+      </w:r>
+      <w:bookmarkEnd w:id="2"/>
+    </w:p>
+    <w:p>
+      <w:pPr>
+        <w:spacing w:after="60"/>
+      </w:pPr>
+      <w:hyperlink w:anchor="document_control">
+        <w:r>
+          <w:rPr>
+            <w:rStyle w:val="Hyperlink"/>
+          </w:rPr>
+          <w:t>Document Control</w:t>
+        </w:r>
+      </w:hyperlink>
+    </w:p>
+    <w:p>
+      <w:pPr>
+        <w:spacing w:after="60"/>
+        <w:ind w:left="0"/>
+      </w:pPr>
+      <w:hyperlink w:anchor="section_001">
+        <w:r>
+          <w:rPr>
+            <w:rStyle w:val="Hyperlink"/>
+          </w:rPr>
+          <w:t>How to Create a Customer</w:t>
+        </w:r>
+      </w:hyperlink>
+    </w:p>
+    <w:p>
+      <w:pPr>
+        <w:spacing w:after="60"/>
+        <w:ind w:left="0"/>
+      </w:pPr>
+      <w:hyperlink w:anchor="section_002">
+        <w:r>
+          <w:rPr>
+            <w:rStyle w:val="Hyperlink"/>
+          </w:rPr>
+          <w:t>How to Create a Work Order</w:t>
+        </w:r>
+      </w:hyperlink>
+    </w:p>
+    <w:p>
+      <w:pPr>
+        <w:spacing w:after="60"/>
+        <w:ind w:left="0"/>
+      </w:pPr>
+      <w:hyperlink w:anchor="section_003">
+        <w:r>
+          <w:rPr>
+            <w:rStyle w:val="Hyperlink"/>
+          </w:rPr>
+          <w:t>How to Schedule an Appointment</w:t>
+        </w:r>
+      </w:hyperlink>
+    </w:p>
+    <w:p>
+      <w:pPr>
+        <w:spacing w:after="60"/>
+        <w:ind w:left="0"/>
+      </w:pPr>
+      <w:hyperlink w:anchor="section_004">
+        <w:r>
+          <w:rPr>
+            <w:rStyle w:val="Hyperlink"/>
+          </w:rPr>
+          <w:t>How to Create an Estimate</w:t>
+        </w:r>
+      </w:hyperlink>
+    </w:p>
+    <w:p>
+      <w:pPr>
+        <w:spacing w:after="60"/>
+        <w:ind w:left="0"/>
+      </w:pPr>
+      <w:hyperlink w:anchor="section_005">
+        <w:r>
+          <w:rPr>
+            <w:rStyle w:val="Hyperlink"/>
+          </w:rPr>
+          <w:t>How to Convert an Estimate to an Invoice</w:t>
+        </w:r>
+      </w:hyperlink>
+    </w:p>
+    <w:p>
+      <w:pPr>
+        <w:spacing w:after="60"/>
+        <w:ind w:left="0"/>
+      </w:pPr>
+      <w:hyperlink w:anchor="section_006">
+        <w:r>
+          <w:rPr>
+            <w:rStyle w:val="Hyperlink"/>
+          </w:rPr>
+          <w:t>How to Record a Payment</w:t>
+        </w:r>
+      </w:hyperlink>
+    </w:p>
+    <w:p>
+      <w:pPr>
+        <w:spacing w:after="60"/>
+        <w:ind w:left="0"/>
+      </w:pPr>
+      <w:hyperlink w:anchor="section_007">
+        <w:r>
+          <w:rPr>
+            <w:rStyle w:val="Hyperlink"/>
+          </w:rPr>
+          <w:t>How to Add Inventory Items</w:t>
+        </w:r>
+      </w:hyperlink>
+    </w:p>
+    <w:p>
+      <w:pPr>
+        <w:spacing w:after="60"/>
+        <w:ind w:left="0"/>
+      </w:pPr>
+      <w:hyperlink w:anchor="section_008">
+        <w:r>
+          <w:rPr>
+            <w:rStyle w:val="Hyperlink"/>
+          </w:rPr>
+          <w:t>How to Send a Notification</w:t>
+        </w:r>
+      </w:hyperlink>
+    </w:p>
+    <w:p>
+      <w:pPr>
+        <w:spacing w:after="60"/>
+        <w:ind w:left="0"/>
+      </w:pPr>
+      <w:hyperlink w:anchor="section_009">
+        <w:r>
+          <w:rPr>
+            <w:rStyle w:val="Hyperlink"/>
+          </w:rPr>
+          <w:t>How to Export Data</w:t>
+        </w:r>
+      </w:hyperlink>
+    </w:p>
+    <w:p>
+      <w:pPr>
+        <w:spacing w:after="60"/>
+        <w:ind w:left="0"/>
+      </w:pPr>
+      <w:hyperlink w:anchor="section_010">
+        <w:r>
+          <w:rPr>
+            <w:rStyle w:val="Hyperlink"/>
+          </w:rPr>
+          <w:t>How to Change Your Password</w:t>
+        </w:r>
+      </w:hyperlink>
+    </w:p>
+    <w:p>
+      <w:pPr>
+        <w:spacing w:after="60"/>
+        <w:ind w:left="0"/>
+      </w:pPr>
+      <w:hyperlink w:anchor="section_011">
+        <w:r>
+          <w:rPr>
+            <w:rStyle w:val="Hyperlink"/>
+          </w:rPr>
+          <w:t>How to Enable Two-Factor Authentication</w:t>
+        </w:r>
+      </w:hyperlink>
+    </w:p>
+    <w:p>
+      <w:r>
+        <w:br w:type="page"/>
       </w:r>
     </w:p>
     <w:p>
@@ -267,9 +451,11 @@
       <w:pPr>
         <w:pStyle w:val="Heading1"/>
       </w:pPr>
+      <w:bookmarkStart w:id="3" w:name="section_001"/>
       <w:r>
         <w:t>How to Create a Customer</w:t>
       </w:r>
+      <w:bookmarkEnd w:id="3"/>
     </w:p>
     <w:p>
       <w:pPr>
@@ -339,9 +525,11 @@
       <w:pPr>
         <w:pStyle w:val="Heading1"/>
       </w:pPr>
+      <w:bookmarkStart w:id="4" w:name="section_002"/>
       <w:r>
         <w:t>How to Create a Work Order</w:t>
       </w:r>
+      <w:bookmarkEnd w:id="4"/>
     </w:p>
     <w:p>
       <w:pPr>
@@ -427,9 +615,11 @@
       <w:pPr>
         <w:pStyle w:val="Heading1"/>
       </w:pPr>
+      <w:bookmarkStart w:id="5" w:name="section_003"/>
       <w:r>
         <w:t>How to Schedule an Appointment</w:t>
       </w:r>
+      <w:bookmarkEnd w:id="5"/>
     </w:p>
     <w:p>
       <w:pPr>
@@ -507,9 +697,11 @@
       <w:pPr>
         <w:pStyle w:val="Heading1"/>
       </w:pPr>
+      <w:bookmarkStart w:id="6" w:name="section_004"/>
       <w:r>
         <w:t>How to Create an Estimate</w:t>
       </w:r>
+      <w:bookmarkEnd w:id="6"/>
     </w:p>
     <w:p>
       <w:pPr>
@@ -579,9 +771,11 @@
       <w:pPr>
         <w:pStyle w:val="Heading1"/>
       </w:pPr>
+      <w:bookmarkStart w:id="7" w:name="section_005"/>
       <w:r>
         <w:t>How to Convert an Estimate to an Invoice</w:t>
       </w:r>
+      <w:bookmarkEnd w:id="7"/>
     </w:p>
     <w:p>
       <w:pPr>
@@ -651,9 +845,11 @@
       <w:pPr>
         <w:pStyle w:val="Heading1"/>
       </w:pPr>
+      <w:bookmarkStart w:id="8" w:name="section_006"/>
       <w:r>
         <w:t>How to Record a Payment</w:t>
       </w:r>
+      <w:bookmarkEnd w:id="8"/>
     </w:p>
     <w:p>
       <w:pPr>
@@ -731,9 +927,11 @@
       <w:pPr>
         <w:pStyle w:val="Heading1"/>
       </w:pPr>
+      <w:bookmarkStart w:id="9" w:name="section_007"/>
       <w:r>
         <w:t>How to Add Inventory Items</w:t>
       </w:r>
+      <w:bookmarkEnd w:id="9"/>
     </w:p>
     <w:p>
       <w:pPr>
@@ -803,9 +1001,11 @@
       <w:pPr>
         <w:pStyle w:val="Heading1"/>
       </w:pPr>
+      <w:bookmarkStart w:id="10" w:name="section_008"/>
       <w:r>
         <w:t>How to Send a Notification</w:t>
       </w:r>
+      <w:bookmarkEnd w:id="10"/>
     </w:p>
     <w:p>
       <w:pPr>
@@ -867,9 +1067,11 @@
       <w:pPr>
         <w:pStyle w:val="Heading1"/>
       </w:pPr>
+      <w:bookmarkStart w:id="11" w:name="section_009"/>
       <w:r>
         <w:t>How to Export Data</w:t>
       </w:r>
+      <w:bookmarkEnd w:id="11"/>
     </w:p>
     <w:p>
       <w:pPr>
@@ -947,9 +1149,11 @@
       <w:pPr>
         <w:pStyle w:val="Heading1"/>
       </w:pPr>
+      <w:bookmarkStart w:id="12" w:name="section_010"/>
       <w:r>
         <w:t>How to Change Your Password</w:t>
       </w:r>
+      <w:bookmarkEnd w:id="12"/>
     </w:p>
     <w:p>
       <w:pPr>
@@ -1027,9 +1231,11 @@
       <w:pPr>
         <w:pStyle w:val="Heading1"/>
       </w:pPr>
+      <w:bookmarkStart w:id="13" w:name="section_011"/>
       <w:r>
         <w:t>How to Enable Two-Factor Authentication</w:t>
       </w:r>
+      <w:bookmarkEnd w:id="13"/>
     </w:p>
     <w:p>
       <w:pPr>
